--- a/Section12_Load_Balancing/1- RandomPort.docx
+++ b/Section12_Load_Balancing/1- RandomPort.docx
@@ -21,6 +21,9 @@
         <w:jc w:val="center"/>
       </w:pPr>
       <w:r>
+        <w:rPr>
+          <w:noProof/>
+        </w:rPr>
         <w:drawing>
           <wp:anchor distT="0" distB="0" distL="114300" distR="114300" simplePos="0" relativeHeight="251658240" behindDoc="1" locked="0" layoutInCell="1" allowOverlap="1" wp14:anchorId="0D5045C5" wp14:editId="446ED33A">
             <wp:simplePos x="0" y="0"/>
@@ -45,7 +48,7 @@
                     <pic:cNvPicPr/>
                   </pic:nvPicPr>
                   <pic:blipFill>
-                    <a:blip r:embed="rId4">
+                    <a:blip r:embed="rId5">
                       <a:extLst>
                         <a:ext uri="{28A0092B-C50C-407E-A947-70E740481C1C}">
                           <a14:useLocalDpi xmlns:a14="http://schemas.microsoft.com/office/drawing/2010/main" val="0"/>
@@ -86,16 +89,28 @@
       </w:r>
       <w:proofErr w:type="gramStart"/>
       <w:r>
-        <w:t>to:</w:t>
+        <w:t>to</w:t>
+      </w:r>
+      <w:r>
+        <w:rPr>
+          <w:color w:val="EE0000"/>
+        </w:rPr>
+        <w:t>:</w:t>
       </w:r>
       <w:proofErr w:type="gramEnd"/>
       <w:r>
+        <w:rPr>
+          <w:color w:val="EE0000"/>
+        </w:rPr>
         <w:t xml:space="preserve"> 0</w:t>
       </w:r>
     </w:p>
     <w:p/>
     <w:p>
       <w:r>
+        <w:rPr>
+          <w:noProof/>
+        </w:rPr>
         <w:drawing>
           <wp:anchor distT="0" distB="0" distL="114300" distR="114300" simplePos="0" relativeHeight="251659264" behindDoc="1" locked="0" layoutInCell="1" allowOverlap="1" wp14:anchorId="2AD90252" wp14:editId="06804400">
             <wp:simplePos x="0" y="0"/>
@@ -120,7 +135,7 @@
                     <pic:cNvPicPr/>
                   </pic:nvPicPr>
                   <pic:blipFill>
-                    <a:blip r:embed="rId5">
+                    <a:blip r:embed="rId6">
                       <a:extLst>
                         <a:ext uri="{28A0092B-C50C-407E-A947-70E740481C1C}">
                           <a14:useLocalDpi xmlns:a14="http://schemas.microsoft.com/office/drawing/2010/main" val="0"/>
@@ -151,13 +166,1324 @@
       </w:r>
     </w:p>
     <w:p/>
+    <w:p/>
+    <w:p/>
+    <w:p/>
+    <w:p/>
+    <w:p/>
+    <w:p>
+      <w:pPr>
+        <w:pStyle w:val="ListParagraph"/>
+        <w:numPr>
+          <w:ilvl w:val="0"/>
+          <w:numId w:val="1"/>
+        </w:numPr>
+      </w:pPr>
+      <w:r>
+        <w:t xml:space="preserve">Configure instance </w:t>
+      </w:r>
+    </w:p>
+    <w:p>
+      <w:pPr>
+        <w:pStyle w:val="ListParagraph"/>
+      </w:pPr>
+    </w:p>
+    <w:p>
+      <w:pPr>
+        <w:contextualSpacing/>
+        <w:rPr>
+          <w:rFonts w:ascii="Khmer OS Battambang" w:hAnsi="Khmer OS Battambang" w:cs="Khmer OS Battambang"/>
+          <w:sz w:val="24"/>
+          <w:szCs w:val="24"/>
+          <w:lang w:bidi="km-KH"/>
+        </w:rPr>
+      </w:pPr>
+      <w:r>
+        <w:rPr>
+          <w:rFonts w:ascii="Khmer OS Battambang" w:hAnsi="Khmer OS Battambang" w:cs="Khmer OS Battambang"/>
+          <w:sz w:val="24"/>
+          <w:szCs w:val="24"/>
+          <w:cs/>
+          <w:lang w:bidi="km-KH"/>
+        </w:rPr>
+        <w:t>ពេលដែលយើង ​</w:t>
+      </w:r>
+      <w:r>
+        <w:rPr>
+          <w:rFonts w:ascii="Khmer OS Battambang" w:hAnsi="Khmer OS Battambang" w:cs="Khmer OS Battambang"/>
+          <w:sz w:val="24"/>
+          <w:szCs w:val="24"/>
+          <w:lang w:bidi="km-KH"/>
+        </w:rPr>
+        <w:t xml:space="preserve">start new instance the Eureka Discovery </w:t>
+      </w:r>
+      <w:r>
+        <w:rPr>
+          <w:rFonts w:ascii="Khmer OS Battambang" w:hAnsi="Khmer OS Battambang" w:cs="Khmer OS Battambang"/>
+          <w:sz w:val="24"/>
+          <w:szCs w:val="24"/>
+          <w:cs/>
+          <w:lang w:bidi="km-KH"/>
+        </w:rPr>
+        <w:t xml:space="preserve">វាចាប់យកតែមួយទេហើយអាមួយ </w:t>
+      </w:r>
+      <w:r>
+        <w:rPr>
+          <w:rFonts w:ascii="Khmer OS Battambang" w:hAnsi="Khmer OS Battambang" w:cs="Khmer OS Battambang"/>
+          <w:sz w:val="24"/>
+          <w:szCs w:val="24"/>
+          <w:lang w:bidi="km-KH"/>
+        </w:rPr>
+        <w:t xml:space="preserve">Run </w:t>
+      </w:r>
+      <w:r>
+        <w:rPr>
+          <w:rFonts w:ascii="Khmer OS Battambang" w:hAnsi="Khmer OS Battambang" w:cs="Khmer OS Battambang"/>
+          <w:sz w:val="24"/>
+          <w:szCs w:val="24"/>
+          <w:cs/>
+          <w:lang w:bidi="km-KH"/>
+        </w:rPr>
+        <w:t xml:space="preserve">ចុងក្រោយគេ ចឹងដើម្បីធ្វើអោយ </w:t>
+      </w:r>
+      <w:r>
+        <w:rPr>
+          <w:rFonts w:ascii="Khmer OS Battambang" w:hAnsi="Khmer OS Battambang" w:cs="Khmer OS Battambang"/>
+          <w:sz w:val="24"/>
+          <w:szCs w:val="24"/>
+          <w:lang w:bidi="km-KH"/>
+        </w:rPr>
+        <w:t xml:space="preserve">Eureka </w:t>
+      </w:r>
+      <w:r>
+        <w:rPr>
+          <w:rFonts w:ascii="Khmer OS Battambang" w:hAnsi="Khmer OS Battambang" w:cs="Khmer OS Battambang"/>
+          <w:sz w:val="24"/>
+          <w:szCs w:val="24"/>
+          <w:cs/>
+          <w:lang w:bidi="km-KH"/>
+        </w:rPr>
+        <w:t>អាចកំណត់</w:t>
+      </w:r>
+      <w:r>
+        <w:rPr>
+          <w:rFonts w:ascii="Khmer OS Battambang" w:hAnsi="Khmer OS Battambang" w:cs="Khmer OS Battambang"/>
+          <w:sz w:val="24"/>
+          <w:szCs w:val="24"/>
+          <w:lang w:bidi="km-KH"/>
+        </w:rPr>
+        <w:t xml:space="preserve"> new instance </w:t>
+      </w:r>
+      <w:r>
+        <w:rPr>
+          <w:rFonts w:ascii="Khmer OS Battambang" w:hAnsi="Khmer OS Battambang" w:cs="Khmer OS Battambang"/>
+          <w:sz w:val="24"/>
+          <w:szCs w:val="24"/>
+          <w:cs/>
+          <w:lang w:bidi="km-KH"/>
+        </w:rPr>
+        <w:t xml:space="preserve">បានយើងត្រូវ </w:t>
+      </w:r>
+      <w:r>
+        <w:rPr>
+          <w:rFonts w:ascii="Khmer OS Battambang" w:hAnsi="Khmer OS Battambang" w:cs="Khmer OS Battambang"/>
+          <w:sz w:val="24"/>
+          <w:szCs w:val="24"/>
+          <w:lang w:bidi="km-KH"/>
+        </w:rPr>
+        <w:t xml:space="preserve">configure new instance in the Service </w:t>
+      </w:r>
+      <w:r>
+        <w:rPr>
+          <w:rFonts w:ascii="Khmer OS Battambang" w:hAnsi="Khmer OS Battambang" w:cs="Khmer OS Battambang"/>
+          <w:sz w:val="24"/>
+          <w:szCs w:val="24"/>
+          <w:cs/>
+          <w:lang w:bidi="km-KH"/>
+        </w:rPr>
+        <w:t>របស់យើង</w:t>
+      </w:r>
+    </w:p>
+    <w:p>
+      <w:pPr>
+        <w:rPr>
+          <w:rFonts w:cstheme="minorBidi"/>
+          <w:szCs w:val="65"/>
+          <w:lang w:bidi="km-KH"/>
+        </w:rPr>
+      </w:pPr>
+      <w:r>
+        <w:rPr>
+          <w:rFonts w:cstheme="minorBidi"/>
+          <w:szCs w:val="65"/>
+          <w:lang w:bidi="km-KH"/>
+        </w:rPr>
+        <w:drawing>
+          <wp:anchor distT="0" distB="0" distL="114300" distR="114300" simplePos="0" relativeHeight="251660288" behindDoc="1" locked="0" layoutInCell="1" allowOverlap="1" wp14:anchorId="06FFA690" wp14:editId="781561A2">
+            <wp:simplePos x="0" y="0"/>
+            <wp:positionH relativeFrom="column">
+              <wp:posOffset>1905</wp:posOffset>
+            </wp:positionH>
+            <wp:positionV relativeFrom="paragraph">
+              <wp:posOffset>140335</wp:posOffset>
+            </wp:positionV>
+            <wp:extent cx="6931025" cy="2143125"/>
+            <wp:effectExtent l="0" t="0" r="3175" b="9525"/>
+            <wp:wrapNone/>
+            <wp:docPr id="627895808" name="Picture 1"/>
+            <wp:cNvGraphicFramePr>
+              <a:graphicFrameLocks xmlns:a="http://schemas.openxmlformats.org/drawingml/2006/main" noChangeAspect="1"/>
+            </wp:cNvGraphicFramePr>
+            <a:graphic xmlns:a="http://schemas.openxmlformats.org/drawingml/2006/main">
+              <a:graphicData uri="http://schemas.openxmlformats.org/drawingml/2006/picture">
+                <pic:pic xmlns:pic="http://schemas.openxmlformats.org/drawingml/2006/picture">
+                  <pic:nvPicPr>
+                    <pic:cNvPr id="627895808" name=""/>
+                    <pic:cNvPicPr/>
+                  </pic:nvPicPr>
+                  <pic:blipFill>
+                    <a:blip r:embed="rId7">
+                      <a:extLst>
+                        <a:ext uri="{28A0092B-C50C-407E-A947-70E740481C1C}">
+                          <a14:useLocalDpi xmlns:a14="http://schemas.microsoft.com/office/drawing/2010/main" val="0"/>
+                        </a:ext>
+                      </a:extLst>
+                    </a:blip>
+                    <a:stretch>
+                      <a:fillRect/>
+                    </a:stretch>
+                  </pic:blipFill>
+                  <pic:spPr>
+                    <a:xfrm>
+                      <a:off x="0" y="0"/>
+                      <a:ext cx="6931025" cy="2143125"/>
+                    </a:xfrm>
+                    <a:prstGeom prst="rect">
+                      <a:avLst/>
+                    </a:prstGeom>
+                  </pic:spPr>
+                </pic:pic>
+              </a:graphicData>
+            </a:graphic>
+          </wp:anchor>
+        </w:drawing>
+      </w:r>
+    </w:p>
+    <w:p>
+      <w:pPr>
+        <w:rPr>
+          <w:rFonts w:cstheme="minorBidi"/>
+          <w:szCs w:val="65"/>
+          <w:lang w:bidi="km-KH"/>
+        </w:rPr>
+      </w:pPr>
+    </w:p>
+    <w:p>
+      <w:pPr>
+        <w:rPr>
+          <w:rFonts w:cstheme="minorBidi"/>
+          <w:szCs w:val="65"/>
+          <w:lang w:bidi="km-KH"/>
+        </w:rPr>
+      </w:pPr>
+    </w:p>
+    <w:p>
+      <w:pPr>
+        <w:rPr>
+          <w:rFonts w:cstheme="minorBidi"/>
+          <w:szCs w:val="65"/>
+          <w:lang w:bidi="km-KH"/>
+        </w:rPr>
+      </w:pPr>
+    </w:p>
+    <w:p>
+      <w:pPr>
+        <w:rPr>
+          <w:rFonts w:cstheme="minorBidi"/>
+          <w:szCs w:val="65"/>
+          <w:lang w:bidi="km-KH"/>
+        </w:rPr>
+      </w:pPr>
+    </w:p>
+    <w:p>
+      <w:pPr>
+        <w:rPr>
+          <w:rFonts w:cstheme="minorBidi"/>
+          <w:szCs w:val="65"/>
+          <w:lang w:bidi="km-KH"/>
+        </w:rPr>
+      </w:pPr>
+    </w:p>
+    <w:p>
+      <w:pPr>
+        <w:rPr>
+          <w:rFonts w:cstheme="minorBidi"/>
+          <w:szCs w:val="65"/>
+          <w:lang w:bidi="km-KH"/>
+        </w:rPr>
+      </w:pPr>
+    </w:p>
+    <w:p>
+      <w:pPr>
+        <w:rPr>
+          <w:rFonts w:cstheme="minorBidi"/>
+          <w:szCs w:val="65"/>
+          <w:lang w:bidi="km-KH"/>
+        </w:rPr>
+      </w:pPr>
+    </w:p>
+    <w:p>
+      <w:pPr>
+        <w:rPr>
+          <w:rFonts w:ascii="Khmer OS Battambang" w:hAnsi="Khmer OS Battambang" w:cs="Khmer OS Battambang"/>
+          <w:sz w:val="24"/>
+          <w:szCs w:val="24"/>
+          <w:lang w:bidi="km-KH"/>
+        </w:rPr>
+      </w:pPr>
+    </w:p>
+    <w:p>
+      <w:pPr>
+        <w:rPr>
+          <w:rFonts w:ascii="Khmer OS Battambang" w:hAnsi="Khmer OS Battambang" w:cs="Khmer OS Battambang"/>
+          <w:sz w:val="24"/>
+          <w:szCs w:val="24"/>
+          <w:lang w:bidi="km-KH"/>
+        </w:rPr>
+      </w:pPr>
+    </w:p>
+    <w:p>
+      <w:pPr>
+        <w:rPr>
+          <w:rFonts w:cstheme="minorBidi" w:hint="cs"/>
+          <w:szCs w:val="65"/>
+          <w:cs/>
+          <w:lang w:bidi="km-KH"/>
+        </w:rPr>
+      </w:pPr>
+      <w:r>
+        <w:rPr>
+          <w:rFonts w:ascii="Khmer OS Battambang" w:hAnsi="Khmer OS Battambang" w:cs="Khmer OS Battambang"/>
+          <w:sz w:val="24"/>
+          <w:szCs w:val="24"/>
+          <w:cs/>
+          <w:lang w:bidi="km-KH"/>
+        </w:rPr>
+        <w:lastRenderedPageBreak/>
+        <w:t>យើង</w:t>
+      </w:r>
+      <w:r>
+        <w:rPr>
+          <w:rFonts w:ascii="Khmer OS Battambang" w:hAnsi="Khmer OS Battambang" w:cs="Khmer OS Battambang" w:hint="cs"/>
+          <w:sz w:val="24"/>
+          <w:szCs w:val="24"/>
+          <w:cs/>
+          <w:lang w:bidi="km-KH"/>
+        </w:rPr>
+        <w:t xml:space="preserve">មើល </w:t>
+      </w:r>
+      <w:r>
+        <w:rPr>
+          <w:rFonts w:ascii="Khmer OS Battambang" w:hAnsi="Khmer OS Battambang" w:cs="Khmer OS Battambang"/>
+          <w:sz w:val="24"/>
+          <w:szCs w:val="24"/>
+          <w:lang w:bidi="km-KH"/>
+        </w:rPr>
+        <w:t xml:space="preserve">port </w:t>
+      </w:r>
+      <w:r>
+        <w:rPr>
+          <w:rFonts w:ascii="Khmer OS Battambang" w:hAnsi="Khmer OS Battambang" w:cs="Khmer OS Battambang" w:hint="cs"/>
+          <w:sz w:val="24"/>
+          <w:szCs w:val="24"/>
+          <w:cs/>
+          <w:lang w:bidi="km-KH"/>
+        </w:rPr>
+        <w:t xml:space="preserve">វាបានដោយចុតទៅកាន់ </w:t>
+      </w:r>
+      <w:r>
+        <w:rPr>
+          <w:rFonts w:ascii="Khmer OS Battambang" w:hAnsi="Khmer OS Battambang" w:cs="Khmer OS Battambang"/>
+          <w:sz w:val="24"/>
+          <w:szCs w:val="24"/>
+          <w:lang w:bidi="km-KH"/>
+        </w:rPr>
+        <w:t xml:space="preserve">Link instance </w:t>
+      </w:r>
+      <w:r>
+        <w:rPr>
+          <w:rFonts w:ascii="Khmer OS Battambang" w:hAnsi="Khmer OS Battambang" w:cs="Khmer OS Battambang" w:hint="cs"/>
+          <w:sz w:val="24"/>
+          <w:szCs w:val="24"/>
+          <w:cs/>
+          <w:lang w:bidi="km-KH"/>
+        </w:rPr>
+        <w:t xml:space="preserve">នឹងបាន </w:t>
+      </w:r>
+    </w:p>
+    <w:p>
+      <w:pPr>
+        <w:rPr>
+          <w:rFonts w:cstheme="minorBidi" w:hint="cs"/>
+          <w:szCs w:val="65"/>
+          <w:lang w:bidi="km-KH"/>
+        </w:rPr>
+      </w:pPr>
+      <w:r>
+        <w:drawing>
+          <wp:anchor distT="0" distB="0" distL="114300" distR="114300" simplePos="0" relativeHeight="251661312" behindDoc="1" locked="0" layoutInCell="1" allowOverlap="1" wp14:anchorId="0D98102E" wp14:editId="7A17A6EB">
+            <wp:simplePos x="0" y="0"/>
+            <wp:positionH relativeFrom="column">
+              <wp:posOffset>-83820</wp:posOffset>
+            </wp:positionH>
+            <wp:positionV relativeFrom="paragraph">
+              <wp:posOffset>116840</wp:posOffset>
+            </wp:positionV>
+            <wp:extent cx="6931025" cy="1171575"/>
+            <wp:effectExtent l="0" t="0" r="3175" b="9525"/>
+            <wp:wrapNone/>
+            <wp:docPr id="676691996" name="Picture 1"/>
+            <wp:cNvGraphicFramePr>
+              <a:graphicFrameLocks xmlns:a="http://schemas.openxmlformats.org/drawingml/2006/main" noChangeAspect="1"/>
+            </wp:cNvGraphicFramePr>
+            <a:graphic xmlns:a="http://schemas.openxmlformats.org/drawingml/2006/main">
+              <a:graphicData uri="http://schemas.openxmlformats.org/drawingml/2006/picture">
+                <pic:pic xmlns:pic="http://schemas.openxmlformats.org/drawingml/2006/picture">
+                  <pic:nvPicPr>
+                    <pic:cNvPr id="676691996" name=""/>
+                    <pic:cNvPicPr/>
+                  </pic:nvPicPr>
+                  <pic:blipFill rotWithShape="1">
+                    <a:blip r:embed="rId8">
+                      <a:extLst>
+                        <a:ext uri="{28A0092B-C50C-407E-A947-70E740481C1C}">
+                          <a14:useLocalDpi xmlns:a14="http://schemas.microsoft.com/office/drawing/2010/main" val="0"/>
+                        </a:ext>
+                      </a:extLst>
+                    </a:blip>
+                    <a:srcRect b="65293"/>
+                    <a:stretch>
+                      <a:fillRect/>
+                    </a:stretch>
+                  </pic:blipFill>
+                  <pic:spPr bwMode="auto">
+                    <a:xfrm>
+                      <a:off x="0" y="0"/>
+                      <a:ext cx="6931025" cy="1171575"/>
+                    </a:xfrm>
+                    <a:prstGeom prst="rect">
+                      <a:avLst/>
+                    </a:prstGeom>
+                    <a:ln>
+                      <a:noFill/>
+                    </a:ln>
+                    <a:extLst>
+                      <a:ext uri="{53640926-AAD7-44D8-BBD7-CCE9431645EC}">
+                        <a14:shadowObscured xmlns:a14="http://schemas.microsoft.com/office/drawing/2010/main"/>
+                      </a:ext>
+                    </a:extLst>
+                  </pic:spPr>
+                </pic:pic>
+              </a:graphicData>
+            </a:graphic>
+            <wp14:sizeRelH relativeFrom="margin">
+              <wp14:pctWidth>0</wp14:pctWidth>
+            </wp14:sizeRelH>
+            <wp14:sizeRelV relativeFrom="margin">
+              <wp14:pctHeight>0</wp14:pctHeight>
+            </wp14:sizeRelV>
+          </wp:anchor>
+        </w:drawing>
+      </w:r>
+      <w:r>
+        <w:rPr>
+          <w:rFonts w:cstheme="minorBidi" w:hint="cs"/>
+          <w:szCs w:val="65"/>
+          <w:cs/>
+          <w:lang w:bidi="km-KH"/>
+        </w:rPr>
+        <w:t xml:space="preserve"> </w:t>
+      </w:r>
+    </w:p>
+    <w:p>
+      <w:pPr>
+        <w:pStyle w:val="ListParagraph"/>
+      </w:pPr>
+    </w:p>
+    <w:p/>
+    <w:p/>
+    <w:p>
+      <w:r>
+        <w:drawing>
+          <wp:anchor distT="0" distB="0" distL="114300" distR="114300" simplePos="0" relativeHeight="251662336" behindDoc="1" locked="0" layoutInCell="1" allowOverlap="1" wp14:anchorId="6028DA86" wp14:editId="5B5228CD">
+            <wp:simplePos x="0" y="0"/>
+            <wp:positionH relativeFrom="column">
+              <wp:posOffset>-83820</wp:posOffset>
+            </wp:positionH>
+            <wp:positionV relativeFrom="paragraph">
+              <wp:posOffset>47625</wp:posOffset>
+            </wp:positionV>
+            <wp:extent cx="6931025" cy="1426845"/>
+            <wp:effectExtent l="0" t="0" r="3175" b="1905"/>
+            <wp:wrapNone/>
+            <wp:docPr id="496830169" name="Picture 1"/>
+            <wp:cNvGraphicFramePr>
+              <a:graphicFrameLocks xmlns:a="http://schemas.openxmlformats.org/drawingml/2006/main" noChangeAspect="1"/>
+            </wp:cNvGraphicFramePr>
+            <a:graphic xmlns:a="http://schemas.openxmlformats.org/drawingml/2006/main">
+              <a:graphicData uri="http://schemas.openxmlformats.org/drawingml/2006/picture">
+                <pic:pic xmlns:pic="http://schemas.openxmlformats.org/drawingml/2006/picture">
+                  <pic:nvPicPr>
+                    <pic:cNvPr id="496830169" name=""/>
+                    <pic:cNvPicPr/>
+                  </pic:nvPicPr>
+                  <pic:blipFill>
+                    <a:blip r:embed="rId9">
+                      <a:extLst>
+                        <a:ext uri="{28A0092B-C50C-407E-A947-70E740481C1C}">
+                          <a14:useLocalDpi xmlns:a14="http://schemas.microsoft.com/office/drawing/2010/main" val="0"/>
+                        </a:ext>
+                      </a:extLst>
+                    </a:blip>
+                    <a:stretch>
+                      <a:fillRect/>
+                    </a:stretch>
+                  </pic:blipFill>
+                  <pic:spPr>
+                    <a:xfrm>
+                      <a:off x="0" y="0"/>
+                      <a:ext cx="6931025" cy="1426845"/>
+                    </a:xfrm>
+                    <a:prstGeom prst="rect">
+                      <a:avLst/>
+                    </a:prstGeom>
+                  </pic:spPr>
+                </pic:pic>
+              </a:graphicData>
+            </a:graphic>
+          </wp:anchor>
+        </w:drawing>
+      </w:r>
+    </w:p>
+    <w:p/>
+    <w:p/>
+    <w:p/>
+    <w:p/>
+    <w:p/>
+    <w:p>
+      <w:r>
+        <w:t xml:space="preserve">Solution: </w:t>
+      </w:r>
+    </w:p>
+    <w:p>
+      <w:r>
+        <w:drawing>
+          <wp:anchor distT="0" distB="0" distL="114300" distR="114300" simplePos="0" relativeHeight="251663360" behindDoc="1" locked="0" layoutInCell="1" allowOverlap="1" wp14:anchorId="62BD80AC" wp14:editId="0E8DBB27">
+            <wp:simplePos x="0" y="0"/>
+            <wp:positionH relativeFrom="column">
+              <wp:posOffset>1905</wp:posOffset>
+            </wp:positionH>
+            <wp:positionV relativeFrom="paragraph">
+              <wp:posOffset>184150</wp:posOffset>
+            </wp:positionV>
+            <wp:extent cx="6931025" cy="2955290"/>
+            <wp:effectExtent l="0" t="0" r="3175" b="0"/>
+            <wp:wrapNone/>
+            <wp:docPr id="1888223619" name="Picture 1"/>
+            <wp:cNvGraphicFramePr>
+              <a:graphicFrameLocks xmlns:a="http://schemas.openxmlformats.org/drawingml/2006/main" noChangeAspect="1"/>
+            </wp:cNvGraphicFramePr>
+            <a:graphic xmlns:a="http://schemas.openxmlformats.org/drawingml/2006/main">
+              <a:graphicData uri="http://schemas.openxmlformats.org/drawingml/2006/picture">
+                <pic:pic xmlns:pic="http://schemas.openxmlformats.org/drawingml/2006/picture">
+                  <pic:nvPicPr>
+                    <pic:cNvPr id="1888223619" name=""/>
+                    <pic:cNvPicPr/>
+                  </pic:nvPicPr>
+                  <pic:blipFill>
+                    <a:blip r:embed="rId10">
+                      <a:extLst>
+                        <a:ext uri="{28A0092B-C50C-407E-A947-70E740481C1C}">
+                          <a14:useLocalDpi xmlns:a14="http://schemas.microsoft.com/office/drawing/2010/main" val="0"/>
+                        </a:ext>
+                      </a:extLst>
+                    </a:blip>
+                    <a:stretch>
+                      <a:fillRect/>
+                    </a:stretch>
+                  </pic:blipFill>
+                  <pic:spPr>
+                    <a:xfrm>
+                      <a:off x="0" y="0"/>
+                      <a:ext cx="6931025" cy="2955290"/>
+                    </a:xfrm>
+                    <a:prstGeom prst="rect">
+                      <a:avLst/>
+                    </a:prstGeom>
+                  </pic:spPr>
+                </pic:pic>
+              </a:graphicData>
+            </a:graphic>
+          </wp:anchor>
+        </w:drawing>
+      </w:r>
+    </w:p>
+    <w:p/>
+    <w:p/>
+    <w:p/>
+    <w:p/>
+    <w:p/>
+    <w:p/>
+    <w:p/>
+    <w:p/>
+    <w:p/>
+    <w:p/>
+    <w:p>
+      <w:pPr>
+        <w:rPr>
+          <w:sz w:val="32"/>
+          <w:szCs w:val="32"/>
+        </w:rPr>
+      </w:pPr>
+      <w:r>
+        <w:rPr>
+          <w:sz w:val="32"/>
+          <w:szCs w:val="32"/>
+        </w:rPr>
+        <w:t>eureka:</w:t>
+      </w:r>
+    </w:p>
+    <w:p>
+      <w:pPr>
+        <w:rPr>
+          <w:sz w:val="32"/>
+          <w:szCs w:val="32"/>
+        </w:rPr>
+      </w:pPr>
+      <w:r>
+        <w:rPr>
+          <w:sz w:val="32"/>
+          <w:szCs w:val="32"/>
+        </w:rPr>
+        <w:t xml:space="preserve">  client:</w:t>
+      </w:r>
+    </w:p>
+    <w:p>
+      <w:pPr>
+        <w:rPr>
+          <w:sz w:val="32"/>
+          <w:szCs w:val="32"/>
+        </w:rPr>
+      </w:pPr>
+      <w:r>
+        <w:rPr>
+          <w:sz w:val="32"/>
+          <w:szCs w:val="32"/>
+        </w:rPr>
+        <w:t xml:space="preserve">    service-url:</w:t>
+      </w:r>
+    </w:p>
+    <w:p>
+      <w:pPr>
+        <w:rPr>
+          <w:sz w:val="32"/>
+          <w:szCs w:val="32"/>
+        </w:rPr>
+      </w:pPr>
+      <w:r>
+        <w:rPr>
+          <w:sz w:val="32"/>
+          <w:szCs w:val="32"/>
+        </w:rPr>
+        <w:t xml:space="preserve">      </w:t>
+      </w:r>
+      <w:proofErr w:type="spellStart"/>
+      <w:r>
+        <w:rPr>
+          <w:sz w:val="32"/>
+          <w:szCs w:val="32"/>
+        </w:rPr>
+        <w:t>defaultZone</w:t>
+      </w:r>
+      <w:proofErr w:type="spellEnd"/>
+      <w:r>
+        <w:rPr>
+          <w:sz w:val="32"/>
+          <w:szCs w:val="32"/>
+        </w:rPr>
+        <w:t>: http://localhost:8010/eureka</w:t>
+      </w:r>
+    </w:p>
+    <w:p>
+      <w:pPr>
+        <w:rPr>
+          <w:sz w:val="32"/>
+          <w:szCs w:val="32"/>
+        </w:rPr>
+      </w:pPr>
+      <w:r>
+        <w:rPr>
+          <w:sz w:val="32"/>
+          <w:szCs w:val="32"/>
+        </w:rPr>
+        <w:t xml:space="preserve">  instance:</w:t>
+      </w:r>
+    </w:p>
+    <w:p>
+      <w:pPr>
+        <w:rPr>
+          <w:sz w:val="32"/>
+          <w:szCs w:val="32"/>
+        </w:rPr>
+      </w:pPr>
+      <w:r>
+        <w:rPr>
+          <w:sz w:val="32"/>
+          <w:szCs w:val="32"/>
+        </w:rPr>
+        <w:t xml:space="preserve">    </w:t>
+      </w:r>
+      <w:proofErr w:type="spellStart"/>
+      <w:r>
+        <w:rPr>
+          <w:sz w:val="32"/>
+          <w:szCs w:val="32"/>
+        </w:rPr>
+        <w:t>leaseRenewalIntervalInSeconds</w:t>
+      </w:r>
+      <w:proofErr w:type="spellEnd"/>
+      <w:r>
+        <w:rPr>
+          <w:sz w:val="32"/>
+          <w:szCs w:val="32"/>
+        </w:rPr>
+        <w:t xml:space="preserve">: </w:t>
+      </w:r>
+      <w:proofErr w:type="gramStart"/>
+      <w:r>
+        <w:rPr>
+          <w:sz w:val="32"/>
+          <w:szCs w:val="32"/>
+        </w:rPr>
+        <w:t>30  #</w:t>
+      </w:r>
+      <w:proofErr w:type="gramEnd"/>
+      <w:r>
+        <w:rPr>
+          <w:sz w:val="32"/>
+          <w:szCs w:val="32"/>
+        </w:rPr>
+        <w:t xml:space="preserve"> Adjust this interval</w:t>
+      </w:r>
+    </w:p>
+    <w:p>
+      <w:pPr>
+        <w:rPr>
+          <w:sz w:val="32"/>
+          <w:szCs w:val="32"/>
+        </w:rPr>
+      </w:pPr>
+      <w:r>
+        <w:rPr>
+          <w:sz w:val="32"/>
+          <w:szCs w:val="32"/>
+        </w:rPr>
+        <w:t xml:space="preserve">    </w:t>
+      </w:r>
+      <w:proofErr w:type="spellStart"/>
+      <w:r>
+        <w:rPr>
+          <w:sz w:val="32"/>
+          <w:szCs w:val="32"/>
+        </w:rPr>
+        <w:t>leaseExpirationDurationInSeconds</w:t>
+      </w:r>
+      <w:proofErr w:type="spellEnd"/>
+      <w:r>
+        <w:rPr>
+          <w:sz w:val="32"/>
+          <w:szCs w:val="32"/>
+        </w:rPr>
+        <w:t xml:space="preserve">: </w:t>
+      </w:r>
+      <w:proofErr w:type="gramStart"/>
+      <w:r>
+        <w:rPr>
+          <w:sz w:val="32"/>
+          <w:szCs w:val="32"/>
+        </w:rPr>
+        <w:t>90  #</w:t>
+      </w:r>
+      <w:proofErr w:type="gramEnd"/>
+      <w:r>
+        <w:rPr>
+          <w:sz w:val="32"/>
+          <w:szCs w:val="32"/>
+        </w:rPr>
+        <w:t xml:space="preserve"> Adjust expiration time</w:t>
+      </w:r>
+    </w:p>
+    <w:p>
+      <w:pPr>
+        <w:rPr>
+          <w:color w:val="EE0000"/>
+          <w:sz w:val="32"/>
+          <w:szCs w:val="32"/>
+        </w:rPr>
+      </w:pPr>
+      <w:r>
+        <w:rPr>
+          <w:color w:val="EE0000"/>
+          <w:sz w:val="32"/>
+          <w:szCs w:val="32"/>
+        </w:rPr>
+        <w:t xml:space="preserve">    instance-id: ${spring.application.name</w:t>
+      </w:r>
+      <w:proofErr w:type="gramStart"/>
+      <w:r>
+        <w:rPr>
+          <w:color w:val="EE0000"/>
+          <w:sz w:val="32"/>
+          <w:szCs w:val="32"/>
+        </w:rPr>
+        <w:t>}:$</w:t>
+      </w:r>
+      <w:proofErr w:type="gramEnd"/>
+      <w:r>
+        <w:rPr>
+          <w:color w:val="EE0000"/>
+          <w:sz w:val="32"/>
+          <w:szCs w:val="32"/>
+        </w:rPr>
+        <w:t>{</w:t>
+      </w:r>
+      <w:proofErr w:type="spellStart"/>
+      <w:proofErr w:type="gramStart"/>
+      <w:r>
+        <w:rPr>
+          <w:color w:val="EE0000"/>
+          <w:sz w:val="32"/>
+          <w:szCs w:val="32"/>
+        </w:rPr>
+        <w:t>instanceId</w:t>
+      </w:r>
+      <w:proofErr w:type="spellEnd"/>
+      <w:r>
+        <w:rPr>
+          <w:color w:val="EE0000"/>
+          <w:sz w:val="32"/>
+          <w:szCs w:val="32"/>
+        </w:rPr>
+        <w:t>:$</w:t>
+      </w:r>
+      <w:proofErr w:type="gramEnd"/>
+      <w:r>
+        <w:rPr>
+          <w:color w:val="EE0000"/>
+          <w:sz w:val="32"/>
+          <w:szCs w:val="32"/>
+        </w:rPr>
+        <w:t>{</w:t>
+      </w:r>
+      <w:proofErr w:type="spellStart"/>
+      <w:r>
+        <w:rPr>
+          <w:color w:val="EE0000"/>
+          <w:sz w:val="32"/>
+          <w:szCs w:val="32"/>
+        </w:rPr>
+        <w:t>random.value</w:t>
+      </w:r>
+      <w:proofErr w:type="spellEnd"/>
+      <w:proofErr w:type="gramStart"/>
+      <w:r>
+        <w:rPr>
+          <w:color w:val="EE0000"/>
+          <w:sz w:val="32"/>
+          <w:szCs w:val="32"/>
+        </w:rPr>
+        <w:t>}}  #</w:t>
+      </w:r>
+      <w:proofErr w:type="gramEnd"/>
+      <w:r>
+        <w:rPr>
+          <w:color w:val="EE0000"/>
+          <w:sz w:val="32"/>
+          <w:szCs w:val="32"/>
+        </w:rPr>
+        <w:t xml:space="preserve"> Ensure this is correctly formatted</w:t>
+      </w:r>
+    </w:p>
+    <w:p>
+      <w:pPr>
+        <w:rPr>
+          <w:color w:val="EE0000"/>
+          <w:sz w:val="32"/>
+          <w:szCs w:val="32"/>
+        </w:rPr>
+      </w:pPr>
+    </w:p>
+    <w:p>
+      <w:pPr>
+        <w:rPr>
+          <w:rFonts w:cstheme="minorBidi"/>
+          <w:color w:val="EE0000"/>
+          <w:sz w:val="32"/>
+          <w:szCs w:val="52"/>
+          <w:lang w:bidi="km-KH"/>
+        </w:rPr>
+      </w:pPr>
+      <w:r>
+        <w:rPr>
+          <w:rFonts w:cstheme="minorBidi" w:hint="cs"/>
+          <w:color w:val="EE0000"/>
+          <w:sz w:val="32"/>
+          <w:szCs w:val="52"/>
+          <w:cs/>
+          <w:lang w:bidi="km-KH"/>
+        </w:rPr>
+        <w:t xml:space="preserve">ដោយអោយវាចាប់ </w:t>
+      </w:r>
+      <w:r>
+        <w:rPr>
+          <w:rFonts w:cstheme="minorBidi"/>
+          <w:color w:val="EE0000"/>
+          <w:sz w:val="32"/>
+          <w:szCs w:val="52"/>
+          <w:lang w:bidi="km-KH"/>
+        </w:rPr>
+        <w:t>Random port number</w:t>
+      </w:r>
+      <w:r>
+        <w:rPr>
+          <w:rFonts w:cstheme="minorBidi"/>
+          <w:color w:val="EE0000"/>
+          <w:sz w:val="32"/>
+          <w:szCs w:val="52"/>
+          <w:lang w:bidi="km-KH"/>
+        </w:rPr>
+        <w:t>(difference id)</w:t>
+      </w:r>
+    </w:p>
+    <w:p>
+      <w:pPr>
+        <w:rPr>
+          <w:rFonts w:cstheme="minorBidi"/>
+          <w:color w:val="EE0000"/>
+          <w:sz w:val="32"/>
+          <w:szCs w:val="52"/>
+          <w:lang w:bidi="km-KH"/>
+        </w:rPr>
+      </w:pPr>
+    </w:p>
+    <w:p>
+      <w:pPr>
+        <w:rPr>
+          <w:rFonts w:cstheme="minorBidi"/>
+          <w:color w:val="EE0000"/>
+          <w:sz w:val="32"/>
+          <w:szCs w:val="52"/>
+          <w:lang w:bidi="km-KH"/>
+        </w:rPr>
+      </w:pPr>
+    </w:p>
+    <w:p>
+      <w:pPr>
+        <w:jc w:val="center"/>
+        <w:rPr>
+          <w:rFonts w:cstheme="minorBidi"/>
+          <w:sz w:val="32"/>
+          <w:szCs w:val="52"/>
+          <w:lang w:bidi="km-KH"/>
+        </w:rPr>
+      </w:pPr>
+      <w:r>
+        <w:rPr>
+          <w:rFonts w:cstheme="minorBidi"/>
+          <w:sz w:val="32"/>
+          <w:szCs w:val="52"/>
+          <w:lang w:bidi="km-KH"/>
+        </w:rPr>
+        <w:lastRenderedPageBreak/>
+        <w:t>Issue we have random id on the Eureka and difficult to identify:</w:t>
+      </w:r>
+    </w:p>
+    <w:p>
+      <w:pPr>
+        <w:jc w:val="center"/>
+        <w:rPr>
+          <w:rFonts w:cstheme="minorBidi"/>
+          <w:sz w:val="32"/>
+          <w:szCs w:val="52"/>
+          <w:lang w:bidi="km-KH"/>
+        </w:rPr>
+      </w:pPr>
+      <w:r>
+        <w:rPr>
+          <w:rFonts w:cstheme="minorBidi"/>
+          <w:sz w:val="32"/>
+          <w:szCs w:val="52"/>
+          <w:lang w:bidi="km-KH"/>
+        </w:rPr>
+        <w:drawing>
+          <wp:anchor distT="0" distB="0" distL="114300" distR="114300" simplePos="0" relativeHeight="251664384" behindDoc="1" locked="0" layoutInCell="1" allowOverlap="1" wp14:anchorId="19FD85B4" wp14:editId="5C7A0243">
+            <wp:simplePos x="0" y="0"/>
+            <wp:positionH relativeFrom="column">
+              <wp:posOffset>1905</wp:posOffset>
+            </wp:positionH>
+            <wp:positionV relativeFrom="paragraph">
+              <wp:posOffset>200660</wp:posOffset>
+            </wp:positionV>
+            <wp:extent cx="6931025" cy="1209675"/>
+            <wp:effectExtent l="0" t="0" r="3175" b="9525"/>
+            <wp:wrapNone/>
+            <wp:docPr id="1602580977" name="Picture 1"/>
+            <wp:cNvGraphicFramePr>
+              <a:graphicFrameLocks xmlns:a="http://schemas.openxmlformats.org/drawingml/2006/main" noChangeAspect="1"/>
+            </wp:cNvGraphicFramePr>
+            <a:graphic xmlns:a="http://schemas.openxmlformats.org/drawingml/2006/main">
+              <a:graphicData uri="http://schemas.openxmlformats.org/drawingml/2006/picture">
+                <pic:pic xmlns:pic="http://schemas.openxmlformats.org/drawingml/2006/picture">
+                  <pic:nvPicPr>
+                    <pic:cNvPr id="1602580977" name=""/>
+                    <pic:cNvPicPr/>
+                  </pic:nvPicPr>
+                  <pic:blipFill>
+                    <a:blip r:embed="rId11">
+                      <a:extLst>
+                        <a:ext uri="{28A0092B-C50C-407E-A947-70E740481C1C}">
+                          <a14:useLocalDpi xmlns:a14="http://schemas.microsoft.com/office/drawing/2010/main" val="0"/>
+                        </a:ext>
+                      </a:extLst>
+                    </a:blip>
+                    <a:stretch>
+                      <a:fillRect/>
+                    </a:stretch>
+                  </pic:blipFill>
+                  <pic:spPr>
+                    <a:xfrm>
+                      <a:off x="0" y="0"/>
+                      <a:ext cx="6931025" cy="1209675"/>
+                    </a:xfrm>
+                    <a:prstGeom prst="rect">
+                      <a:avLst/>
+                    </a:prstGeom>
+                  </pic:spPr>
+                </pic:pic>
+              </a:graphicData>
+            </a:graphic>
+          </wp:anchor>
+        </w:drawing>
+      </w:r>
+    </w:p>
+    <w:p>
+      <w:pPr>
+        <w:jc w:val="center"/>
+        <w:rPr>
+          <w:rFonts w:cstheme="minorBidi"/>
+          <w:sz w:val="32"/>
+          <w:szCs w:val="52"/>
+          <w:lang w:bidi="km-KH"/>
+        </w:rPr>
+      </w:pPr>
+    </w:p>
+    <w:p>
+      <w:pPr>
+        <w:rPr>
+          <w:rFonts w:cstheme="minorBidi" w:hint="cs"/>
+          <w:sz w:val="32"/>
+          <w:szCs w:val="52"/>
+          <w:lang w:bidi="km-KH"/>
+        </w:rPr>
+      </w:pPr>
+    </w:p>
+    <w:p/>
+    <w:p/>
+    <w:p/>
+    <w:p>
+      <w:pPr>
+        <w:pStyle w:val="ListParagraph"/>
+        <w:numPr>
+          <w:ilvl w:val="0"/>
+          <w:numId w:val="2"/>
+        </w:numPr>
+      </w:pPr>
+      <w:r>
+        <w:t>Two</w:t>
+      </w:r>
+      <w:r>
+        <w:t xml:space="preserve">: </w:t>
+      </w:r>
+      <w:r>
+        <w:t>Instance</w:t>
+      </w:r>
+      <w:r>
+        <w:t xml:space="preserve"> of the </w:t>
+      </w:r>
+      <w:r>
+        <w:t>resource Server</w:t>
+      </w:r>
+      <w:r>
+        <w:t xml:space="preserve"> </w:t>
+      </w:r>
+    </w:p>
+    <w:p/>
+    <w:p/>
+    <w:p/>
+    <w:p/>
+    <w:p/>
+    <w:p/>
+    <w:p/>
+    <w:p/>
+    <w:p/>
+    <w:p/>
+    <w:p/>
+    <w:p/>
+    <w:p/>
+    <w:p/>
+    <w:p/>
+    <w:p/>
+    <w:p/>
+    <w:p/>
+    <w:p/>
+    <w:p/>
+    <w:p/>
+    <w:p/>
+    <w:p/>
+    <w:p/>
+    <w:p/>
+    <w:p/>
+    <w:p/>
+    <w:p/>
+    <w:p/>
+    <w:p/>
+    <w:p/>
+    <w:p/>
+    <w:p/>
+    <w:p/>
+    <w:p/>
+    <w:p/>
+    <w:p/>
     <w:sectPr>
       <w:pgSz w:w="11907" w:h="16840" w:code="9"/>
-      <w:pgMar w:top="1134" w:right="1418" w:bottom="1134" w:left="1418" w:header="720" w:footer="720" w:gutter="0"/>
+      <w:pgMar w:top="426" w:right="425" w:bottom="568" w:left="567" w:header="720" w:footer="720" w:gutter="0"/>
       <w:cols w:space="720"/>
     </w:sectPr>
   </w:body>
 </w:document>
+</file>
+
+<file path=word/numbering.xml><?xml version="1.0" encoding="utf-8"?>
+<w:numbering xmlns:wpc="http://schemas.microsoft.com/office/word/2010/wordprocessingCanvas" xmlns:cx="http://schemas.microsoft.com/office/drawing/2014/chartex" xmlns:cx1="http://schemas.microsoft.com/office/drawing/2015/9/8/chartex" xmlns:cx2="http://schemas.microsoft.com/office/drawing/2015/10/21/chartex" xmlns:cx3="http://schemas.microsoft.com/office/drawing/2016/5/9/chartex" xmlns:cx4="http://schemas.microsoft.com/office/drawing/2016/5/10/chartex" xmlns:cx5="http://schemas.microsoft.com/office/drawing/2016/5/11/chartex" xmlns:cx6="http://schemas.microsoft.com/office/drawing/2016/5/12/chartex" xmlns:cx7="http://schemas.microsoft.com/office/drawing/2016/5/13/chartex" xmlns:cx8="http://schemas.microsoft.com/office/drawing/2016/5/14/chartex" xmlns:mc="http://schemas.openxmlformats.org/markup-compatibility/2006" xmlns:aink="http://schemas.microsoft.com/office/drawing/2016/ink" xmlns:am3d="http://schemas.microsoft.com/office/drawing/2017/model3d" xmlns:o="urn:schemas-microsoft-com:office:office" xmlns:oel="http://schemas.microsoft.com/office/2019/extlst" xmlns:r="http://schemas.openxmlformats.org/officeDocument/2006/relationships" xmlns:m="http://schemas.openxmlformats.org/officeDocument/2006/math" xmlns:v="urn:schemas-microsoft-com:vml" xmlns:wp14="http://schemas.microsoft.com/office/word/2010/wordprocessingDrawing" xmlns:wp="http://schemas.openxmlformats.org/drawingml/2006/wordprocessingDrawing" xmlns:w10="urn:schemas-microsoft-com:office:word" xmlns:w="http://schemas.openxmlformats.org/wordprocessingml/2006/main" xmlns:w14="http://schemas.microsoft.com/office/word/2010/wordml" xmlns:w15="http://schemas.microsoft.com/office/word/2012/wordml" xmlns:w16cex="http://schemas.microsoft.com/office/word/2018/wordml/cex" xmlns:w16cid="http://schemas.microsoft.com/office/word/2016/wordml/cid" xmlns:w16="http://schemas.microsoft.com/office/word/2018/wordml" xmlns:w16du="http://schemas.microsoft.com/office/word/2023/wordml/word16du" xmlns:w16sdtdh="http://schemas.microsoft.com/office/word/2020/wordml/sdtdatahash" xmlns:w16sdtfl="http://schemas.microsoft.com/office/word/2024/wordml/sdtformatlock" xmlns:w16se="http://schemas.microsoft.com/office/word/2015/wordml/symex" xmlns:wpg="http://schemas.microsoft.com/office/word/2010/wordprocessingGroup" xmlns:wpi="http://schemas.microsoft.com/office/word/2010/wordprocessingInk" xmlns:wne="http://schemas.microsoft.com/office/word/2006/wordml" xmlns:wps="http://schemas.microsoft.com/office/word/2010/wordprocessingShape" mc:Ignorable="w14 w15 w16se w16cid w16 w16cex w16sdtdh w16sdtfl w16du wp14">
+  <w:abstractNum w:abstractNumId="0" w15:restartNumberingAfterBreak="0">
+    <w:nsid w:val="1A7E78F2"/>
+    <w:multiLevelType w:val="hybridMultilevel"/>
+    <w:tmpl w:val="B34E55FE"/>
+    <w:lvl w:ilvl="0" w:tplc="16F053F8">
+      <w:start w:val="2"/>
+      <w:numFmt w:val="bullet"/>
+      <w:lvlText w:val="-"/>
+      <w:lvlJc w:val="left"/>
+      <w:pPr>
+        <w:ind w:left="720" w:hanging="360"/>
+      </w:pPr>
+      <w:rPr>
+        <w:rFonts w:ascii="Times New Roman" w:eastAsia="MS Mincho" w:hAnsi="Times New Roman" w:cs="Times New Roman" w:hint="default"/>
+      </w:rPr>
+    </w:lvl>
+    <w:lvl w:ilvl="1" w:tplc="04090003" w:tentative="1">
+      <w:start w:val="1"/>
+      <w:numFmt w:val="bullet"/>
+      <w:lvlText w:val="o"/>
+      <w:lvlJc w:val="left"/>
+      <w:pPr>
+        <w:ind w:left="1440" w:hanging="360"/>
+      </w:pPr>
+      <w:rPr>
+        <w:rFonts w:ascii="Courier New" w:hAnsi="Courier New" w:cs="Courier New" w:hint="default"/>
+      </w:rPr>
+    </w:lvl>
+    <w:lvl w:ilvl="2" w:tplc="04090005" w:tentative="1">
+      <w:start w:val="1"/>
+      <w:numFmt w:val="bullet"/>
+      <w:lvlText w:val=""/>
+      <w:lvlJc w:val="left"/>
+      <w:pPr>
+        <w:ind w:left="2160" w:hanging="360"/>
+      </w:pPr>
+      <w:rPr>
+        <w:rFonts w:ascii="Wingdings" w:hAnsi="Wingdings" w:hint="default"/>
+      </w:rPr>
+    </w:lvl>
+    <w:lvl w:ilvl="3" w:tplc="04090001" w:tentative="1">
+      <w:start w:val="1"/>
+      <w:numFmt w:val="bullet"/>
+      <w:lvlText w:val=""/>
+      <w:lvlJc w:val="left"/>
+      <w:pPr>
+        <w:ind w:left="2880" w:hanging="360"/>
+      </w:pPr>
+      <w:rPr>
+        <w:rFonts w:ascii="Symbol" w:hAnsi="Symbol" w:hint="default"/>
+      </w:rPr>
+    </w:lvl>
+    <w:lvl w:ilvl="4" w:tplc="04090003" w:tentative="1">
+      <w:start w:val="1"/>
+      <w:numFmt w:val="bullet"/>
+      <w:lvlText w:val="o"/>
+      <w:lvlJc w:val="left"/>
+      <w:pPr>
+        <w:ind w:left="3600" w:hanging="360"/>
+      </w:pPr>
+      <w:rPr>
+        <w:rFonts w:ascii="Courier New" w:hAnsi="Courier New" w:cs="Courier New" w:hint="default"/>
+      </w:rPr>
+    </w:lvl>
+    <w:lvl w:ilvl="5" w:tplc="04090005" w:tentative="1">
+      <w:start w:val="1"/>
+      <w:numFmt w:val="bullet"/>
+      <w:lvlText w:val=""/>
+      <w:lvlJc w:val="left"/>
+      <w:pPr>
+        <w:ind w:left="4320" w:hanging="360"/>
+      </w:pPr>
+      <w:rPr>
+        <w:rFonts w:ascii="Wingdings" w:hAnsi="Wingdings" w:hint="default"/>
+      </w:rPr>
+    </w:lvl>
+    <w:lvl w:ilvl="6" w:tplc="04090001" w:tentative="1">
+      <w:start w:val="1"/>
+      <w:numFmt w:val="bullet"/>
+      <w:lvlText w:val=""/>
+      <w:lvlJc w:val="left"/>
+      <w:pPr>
+        <w:ind w:left="5040" w:hanging="360"/>
+      </w:pPr>
+      <w:rPr>
+        <w:rFonts w:ascii="Symbol" w:hAnsi="Symbol" w:hint="default"/>
+      </w:rPr>
+    </w:lvl>
+    <w:lvl w:ilvl="7" w:tplc="04090003" w:tentative="1">
+      <w:start w:val="1"/>
+      <w:numFmt w:val="bullet"/>
+      <w:lvlText w:val="o"/>
+      <w:lvlJc w:val="left"/>
+      <w:pPr>
+        <w:ind w:left="5760" w:hanging="360"/>
+      </w:pPr>
+      <w:rPr>
+        <w:rFonts w:ascii="Courier New" w:hAnsi="Courier New" w:cs="Courier New" w:hint="default"/>
+      </w:rPr>
+    </w:lvl>
+    <w:lvl w:ilvl="8" w:tplc="04090005" w:tentative="1">
+      <w:start w:val="1"/>
+      <w:numFmt w:val="bullet"/>
+      <w:lvlText w:val=""/>
+      <w:lvlJc w:val="left"/>
+      <w:pPr>
+        <w:ind w:left="6480" w:hanging="360"/>
+      </w:pPr>
+      <w:rPr>
+        <w:rFonts w:ascii="Wingdings" w:hAnsi="Wingdings" w:hint="default"/>
+      </w:rPr>
+    </w:lvl>
+  </w:abstractNum>
+  <w:abstractNum w:abstractNumId="1" w15:restartNumberingAfterBreak="0">
+    <w:nsid w:val="723C3E03"/>
+    <w:multiLevelType w:val="hybridMultilevel"/>
+    <w:tmpl w:val="4F5CE19A"/>
+    <w:lvl w:ilvl="0" w:tplc="7D1AD296">
+      <w:start w:val="1"/>
+      <w:numFmt w:val="decimal"/>
+      <w:lvlText w:val="%1-"/>
+      <w:lvlJc w:val="left"/>
+      <w:pPr>
+        <w:ind w:left="720" w:hanging="360"/>
+      </w:pPr>
+      <w:rPr>
+        <w:rFonts w:hint="default"/>
+      </w:rPr>
+    </w:lvl>
+    <w:lvl w:ilvl="1" w:tplc="04090019" w:tentative="1">
+      <w:start w:val="1"/>
+      <w:numFmt w:val="lowerLetter"/>
+      <w:lvlText w:val="%2."/>
+      <w:lvlJc w:val="left"/>
+      <w:pPr>
+        <w:ind w:left="1440" w:hanging="360"/>
+      </w:pPr>
+    </w:lvl>
+    <w:lvl w:ilvl="2" w:tplc="0409001B" w:tentative="1">
+      <w:start w:val="1"/>
+      <w:numFmt w:val="lowerRoman"/>
+      <w:lvlText w:val="%3."/>
+      <w:lvlJc w:val="right"/>
+      <w:pPr>
+        <w:ind w:left="2160" w:hanging="180"/>
+      </w:pPr>
+    </w:lvl>
+    <w:lvl w:ilvl="3" w:tplc="0409000F" w:tentative="1">
+      <w:start w:val="1"/>
+      <w:numFmt w:val="decimal"/>
+      <w:lvlText w:val="%4."/>
+      <w:lvlJc w:val="left"/>
+      <w:pPr>
+        <w:ind w:left="2880" w:hanging="360"/>
+      </w:pPr>
+    </w:lvl>
+    <w:lvl w:ilvl="4" w:tplc="04090019" w:tentative="1">
+      <w:start w:val="1"/>
+      <w:numFmt w:val="lowerLetter"/>
+      <w:lvlText w:val="%5."/>
+      <w:lvlJc w:val="left"/>
+      <w:pPr>
+        <w:ind w:left="3600" w:hanging="360"/>
+      </w:pPr>
+    </w:lvl>
+    <w:lvl w:ilvl="5" w:tplc="0409001B" w:tentative="1">
+      <w:start w:val="1"/>
+      <w:numFmt w:val="lowerRoman"/>
+      <w:lvlText w:val="%6."/>
+      <w:lvlJc w:val="right"/>
+      <w:pPr>
+        <w:ind w:left="4320" w:hanging="180"/>
+      </w:pPr>
+    </w:lvl>
+    <w:lvl w:ilvl="6" w:tplc="0409000F" w:tentative="1">
+      <w:start w:val="1"/>
+      <w:numFmt w:val="decimal"/>
+      <w:lvlText w:val="%7."/>
+      <w:lvlJc w:val="left"/>
+      <w:pPr>
+        <w:ind w:left="5040" w:hanging="360"/>
+      </w:pPr>
+    </w:lvl>
+    <w:lvl w:ilvl="7" w:tplc="04090019" w:tentative="1">
+      <w:start w:val="1"/>
+      <w:numFmt w:val="lowerLetter"/>
+      <w:lvlText w:val="%8."/>
+      <w:lvlJc w:val="left"/>
+      <w:pPr>
+        <w:ind w:left="5760" w:hanging="360"/>
+      </w:pPr>
+    </w:lvl>
+    <w:lvl w:ilvl="8" w:tplc="0409001B" w:tentative="1">
+      <w:start w:val="1"/>
+      <w:numFmt w:val="lowerRoman"/>
+      <w:lvlText w:val="%9."/>
+      <w:lvlJc w:val="right"/>
+      <w:pPr>
+        <w:ind w:left="6480" w:hanging="180"/>
+      </w:pPr>
+    </w:lvl>
+  </w:abstractNum>
+  <w:num w:numId="1" w16cid:durableId="1351294311">
+    <w:abstractNumId w:val="1"/>
+  </w:num>
+  <w:num w:numId="2" w16cid:durableId="1877699467">
+    <w:abstractNumId w:val="0"/>
+  </w:num>
+</w:numbering>
 </file>
 
 <file path=word/styles.xml><?xml version="1.0" encoding="utf-8"?>
@@ -750,7 +2076,6 @@
   <w:style w:type="character" w:default="1" w:styleId="DefaultParagraphFont">
     <w:name w:val="Default Paragraph Font"/>
     <w:uiPriority w:val="1"/>
-    <w:semiHidden/>
     <w:unhideWhenUsed/>
   </w:style>
   <w:style w:type="table" w:default="1" w:styleId="TableNormal">

--- a/Section12_Load_Balancing/1- RandomPort.docx
+++ b/Section12_Load_Balancing/1- RandomPort.docx
@@ -315,6 +315,7 @@
       <w:r>
         <w:rPr>
           <w:rFonts w:cstheme="minorBidi"/>
+          <w:noProof/>
           <w:szCs w:val="65"/>
           <w:lang w:bidi="km-KH"/>
         </w:rPr>
@@ -455,7 +456,7 @@
     <w:p>
       <w:pPr>
         <w:rPr>
-          <w:rFonts w:cstheme="minorBidi" w:hint="cs"/>
+          <w:rFonts w:cstheme="minorBidi"/>
           <w:szCs w:val="65"/>
           <w:cs/>
           <w:lang w:bidi="km-KH"/>
@@ -524,12 +525,15 @@
     <w:p>
       <w:pPr>
         <w:rPr>
-          <w:rFonts w:cstheme="minorBidi" w:hint="cs"/>
+          <w:rFonts w:cstheme="minorBidi"/>
           <w:szCs w:val="65"/>
           <w:lang w:bidi="km-KH"/>
         </w:rPr>
       </w:pPr>
       <w:r>
+        <w:rPr>
+          <w:noProof/>
+        </w:rPr>
         <w:drawing>
           <wp:anchor distT="0" distB="0" distL="114300" distR="114300" simplePos="0" relativeHeight="251661312" behindDoc="1" locked="0" layoutInCell="1" allowOverlap="1" wp14:anchorId="0D98102E" wp14:editId="7A17A6EB">
             <wp:simplePos x="0" y="0"/>
@@ -614,6 +618,9 @@
     <w:p/>
     <w:p>
       <w:r>
+        <w:rPr>
+          <w:noProof/>
+        </w:rPr>
         <w:drawing>
           <wp:anchor distT="0" distB="0" distL="114300" distR="114300" simplePos="0" relativeHeight="251662336" behindDoc="1" locked="0" layoutInCell="1" allowOverlap="1" wp14:anchorId="6028DA86" wp14:editId="5B5228CD">
             <wp:simplePos x="0" y="0"/>
@@ -677,6 +684,9 @@
     </w:p>
     <w:p>
       <w:r>
+        <w:rPr>
+          <w:noProof/>
+        </w:rPr>
         <w:drawing>
           <wp:anchor distT="0" distB="0" distL="114300" distR="114300" simplePos="0" relativeHeight="251663360" behindDoc="1" locked="0" layoutInCell="1" allowOverlap="1" wp14:anchorId="62BD80AC" wp14:editId="0E8DBB27">
             <wp:simplePos x="0" y="0"/>
@@ -1121,6 +1131,7 @@
       <w:r>
         <w:rPr>
           <w:rFonts w:cstheme="minorBidi"/>
+          <w:noProof/>
           <w:sz w:val="32"/>
           <w:szCs w:val="52"/>
           <w:lang w:bidi="km-KH"/>
@@ -1190,7 +1201,7 @@
     <w:p>
       <w:pPr>
         <w:rPr>
-          <w:rFonts w:cstheme="minorBidi" w:hint="cs"/>
+          <w:rFonts w:cstheme="minorBidi"/>
           <w:sz w:val="32"/>
           <w:szCs w:val="52"/>
           <w:lang w:bidi="km-KH"/>
@@ -1227,28 +1238,6 @@
         <w:t xml:space="preserve"> </w:t>
       </w:r>
     </w:p>
-    <w:p/>
-    <w:p/>
-    <w:p/>
-    <w:p/>
-    <w:p/>
-    <w:p/>
-    <w:p/>
-    <w:p/>
-    <w:p/>
-    <w:p/>
-    <w:p/>
-    <w:p/>
-    <w:p/>
-    <w:p/>
-    <w:p/>
-    <w:p/>
-    <w:p/>
-    <w:p/>
-    <w:p/>
-    <w:p/>
-    <w:p/>
-    <w:p/>
     <w:p/>
     <w:p/>
     <w:p/>
@@ -2076,6 +2065,7 @@
   <w:style w:type="character" w:default="1" w:styleId="DefaultParagraphFont">
     <w:name w:val="Default Paragraph Font"/>
     <w:uiPriority w:val="1"/>
+    <w:semiHidden/>
     <w:unhideWhenUsed/>
   </w:style>
   <w:style w:type="table" w:default="1" w:styleId="TableNormal">
